--- a/resources/exemple/contenus/Préparation de l’intervention.docx
+++ b/resources/exemple/contenus/Préparation de l’intervention.docx
@@ -149,6 +149,27 @@
           <w14:ligatures w14:val="none"/>
         </w:rPr>
       </w:pPr>
+    </w:p>
+    <w:p>
+      <w:pPr>
+        <w:rPr>
+          <w:rFonts w:ascii="Times New Roman" w:eastAsia="Calibri" w:hAnsi="Times New Roman" w:cs="Times New Roman"/>
+          <w:kern w:val="0"/>
+          <w:sz w:val="24"/>
+          <w:szCs w:val="24"/>
+          <w14:ligatures w14:val="none"/>
+        </w:rPr>
+      </w:pPr>
+      <w:r>
+        <w:rPr>
+          <w:rFonts w:ascii="Times New Roman" w:eastAsia="Calibri" w:hAnsi="Times New Roman" w:cs="Times New Roman"/>
+          <w:kern w:val="0"/>
+          <w:sz w:val="24"/>
+          <w:szCs w:val="24"/>
+          <w14:ligatures w14:val="none"/>
+        </w:rPr>
+        <w:br w:type="page"/>
+      </w:r>
     </w:p>
     <w:p>
       <w:pPr>
@@ -211,7 +232,7 @@
                     <pic:cNvPicPr/>
                   </pic:nvPicPr>
                   <pic:blipFill>
-                    <a:blip r:embed="rId5" cstate="print"/>
+                    <a:blip r:embed="rId6" cstate="print"/>
                     <a:stretch>
                       <a:fillRect/>
                     </a:stretch>
@@ -295,34 +316,6 @@
         <w:jc w:val="both"/>
         <w:rPr>
           <w:rFonts w:ascii="Times New Roman" w:eastAsia="Calibri" w:hAnsi="Times New Roman" w:cs="Times New Roman"/>
-          <w:kern w:val="0"/>
-          <w:sz w:val="24"/>
-          <w:szCs w:val="24"/>
-          <w14:ligatures w14:val="none"/>
-        </w:rPr>
-      </w:pPr>
-    </w:p>
-    <w:p>
-      <w:pPr>
-        <w:spacing w:after="0" w:line="240" w:lineRule="auto"/>
-        <w:ind w:left="567" w:right="663"/>
-        <w:jc w:val="both"/>
-        <w:rPr>
-          <w:rFonts w:ascii="Times New Roman" w:eastAsia="Calibri" w:hAnsi="Times New Roman" w:cs="Times New Roman"/>
-          <w:kern w:val="0"/>
-          <w:sz w:val="24"/>
-          <w:szCs w:val="24"/>
-          <w14:ligatures w14:val="none"/>
-        </w:rPr>
-      </w:pPr>
-    </w:p>
-    <w:p>
-      <w:pPr>
-        <w:spacing w:after="0" w:line="240" w:lineRule="auto"/>
-        <w:ind w:left="567" w:right="663"/>
-        <w:jc w:val="both"/>
-        <w:rPr>
-          <w:rFonts w:ascii="Times New Roman" w:eastAsia="Calibri" w:hAnsi="Times New Roman" w:cs="Times New Roman"/>
           <w:b/>
           <w:i/>
           <w:kern w:val="0"/>
@@ -665,15 +658,27 @@
           <w14:ligatures w14:val="none"/>
         </w:rPr>
       </w:pPr>
-      <w:r>
-        <w:rPr>
-          <w:rFonts w:ascii="Times New Roman" w:eastAsia="Calibri" w:hAnsi="Times New Roman" w:cs="Times New Roman"/>
-          <w:kern w:val="0"/>
-          <w:sz w:val="24"/>
-          <w:szCs w:val="24"/>
-          <w14:ligatures w14:val="none"/>
-        </w:rPr>
-        <w:t>casque, gants, lunettes, vêtement de pluie, grimpettes tapis, nacelles etc..)</w:t>
+      <w:proofErr w:type="gramStart"/>
+      <w:r>
+        <w:rPr>
+          <w:rFonts w:ascii="Times New Roman" w:eastAsia="Calibri" w:hAnsi="Times New Roman" w:cs="Times New Roman"/>
+          <w:kern w:val="0"/>
+          <w:sz w:val="24"/>
+          <w:szCs w:val="24"/>
+          <w14:ligatures w14:val="none"/>
+        </w:rPr>
+        <w:t>casque</w:t>
+      </w:r>
+      <w:proofErr w:type="gramEnd"/>
+      <w:r>
+        <w:rPr>
+          <w:rFonts w:ascii="Times New Roman" w:eastAsia="Calibri" w:hAnsi="Times New Roman" w:cs="Times New Roman"/>
+          <w:kern w:val="0"/>
+          <w:sz w:val="24"/>
+          <w:szCs w:val="24"/>
+          <w14:ligatures w14:val="none"/>
+        </w:rPr>
+        <w:t>, gants, lunettes, vêtement de pluie, grimpettes tapis, nacelles etc..)</w:t>
       </w:r>
     </w:p>
     <w:p>
@@ -693,15 +698,27 @@
           <w14:ligatures w14:val="none"/>
         </w:rPr>
       </w:pPr>
-      <w:r>
-        <w:rPr>
-          <w:rFonts w:ascii="Times New Roman" w:eastAsia="Calibri" w:hAnsi="Times New Roman" w:cs="Times New Roman"/>
-          <w:kern w:val="0"/>
-          <w:sz w:val="24"/>
-          <w:szCs w:val="24"/>
-          <w14:ligatures w14:val="none"/>
-        </w:rPr>
-        <w:t>l’outillage de sécurité</w:t>
+      <w:proofErr w:type="gramStart"/>
+      <w:r>
+        <w:rPr>
+          <w:rFonts w:ascii="Times New Roman" w:eastAsia="Calibri" w:hAnsi="Times New Roman" w:cs="Times New Roman"/>
+          <w:kern w:val="0"/>
+          <w:sz w:val="24"/>
+          <w:szCs w:val="24"/>
+          <w14:ligatures w14:val="none"/>
+        </w:rPr>
+        <w:t>l’outillage</w:t>
+      </w:r>
+      <w:proofErr w:type="gramEnd"/>
+      <w:r>
+        <w:rPr>
+          <w:rFonts w:ascii="Times New Roman" w:eastAsia="Calibri" w:hAnsi="Times New Roman" w:cs="Times New Roman"/>
+          <w:kern w:val="0"/>
+          <w:sz w:val="24"/>
+          <w:szCs w:val="24"/>
+          <w14:ligatures w14:val="none"/>
+        </w:rPr>
+        <w:t xml:space="preserve"> de sécurité</w:t>
       </w:r>
     </w:p>
     <w:p>
@@ -721,15 +738,27 @@
           <w14:ligatures w14:val="none"/>
         </w:rPr>
       </w:pPr>
-      <w:r>
-        <w:rPr>
-          <w:rFonts w:ascii="Times New Roman" w:eastAsia="Calibri" w:hAnsi="Times New Roman" w:cs="Times New Roman"/>
-          <w:kern w:val="0"/>
-          <w:sz w:val="24"/>
-          <w:szCs w:val="24"/>
-          <w14:ligatures w14:val="none"/>
-        </w:rPr>
-        <w:t>le matériel de signalisation et balisage du chantier.</w:t>
+      <w:proofErr w:type="gramStart"/>
+      <w:r>
+        <w:rPr>
+          <w:rFonts w:ascii="Times New Roman" w:eastAsia="Calibri" w:hAnsi="Times New Roman" w:cs="Times New Roman"/>
+          <w:kern w:val="0"/>
+          <w:sz w:val="24"/>
+          <w:szCs w:val="24"/>
+          <w14:ligatures w14:val="none"/>
+        </w:rPr>
+        <w:t>le</w:t>
+      </w:r>
+      <w:proofErr w:type="gramEnd"/>
+      <w:r>
+        <w:rPr>
+          <w:rFonts w:ascii="Times New Roman" w:eastAsia="Calibri" w:hAnsi="Times New Roman" w:cs="Times New Roman"/>
+          <w:kern w:val="0"/>
+          <w:sz w:val="24"/>
+          <w:szCs w:val="24"/>
+          <w14:ligatures w14:val="none"/>
+        </w:rPr>
+        <w:t xml:space="preserve"> matériel de signalisation et balisage du chantier.</w:t>
       </w:r>
     </w:p>
     <w:p>
@@ -755,78 +784,6 @@
         </w:rPr>
         <w:t>Pour les travaux nécessitant une signalisation particulière (travaux en zone de grande circulation- travaux de nuit) nous faisons appel à une société spécialisée</w:t>
       </w:r>
-    </w:p>
-    <w:p>
-      <w:pPr>
-        <w:spacing w:after="0" w:line="240" w:lineRule="auto"/>
-        <w:ind w:left="567" w:right="663"/>
-        <w:jc w:val="both"/>
-        <w:rPr>
-          <w:rFonts w:ascii="Times New Roman" w:eastAsia="Calibri" w:hAnsi="Times New Roman" w:cs="Times New Roman"/>
-          <w:kern w:val="0"/>
-          <w:sz w:val="24"/>
-          <w:szCs w:val="24"/>
-          <w14:ligatures w14:val="none"/>
-        </w:rPr>
-      </w:pPr>
-    </w:p>
-    <w:p>
-      <w:pPr>
-        <w:spacing w:after="0" w:line="240" w:lineRule="auto"/>
-        <w:ind w:left="567" w:right="663"/>
-        <w:jc w:val="both"/>
-        <w:rPr>
-          <w:rFonts w:ascii="Times New Roman" w:eastAsia="Calibri" w:hAnsi="Times New Roman" w:cs="Times New Roman"/>
-          <w:kern w:val="0"/>
-          <w:sz w:val="24"/>
-          <w:szCs w:val="24"/>
-          <w14:ligatures w14:val="none"/>
-        </w:rPr>
-      </w:pPr>
-    </w:p>
-    <w:p>
-      <w:pPr>
-        <w:spacing w:after="0" w:line="240" w:lineRule="auto"/>
-        <w:ind w:left="567" w:right="663"/>
-        <w:jc w:val="both"/>
-        <w:rPr>
-          <w:rFonts w:ascii="Times New Roman" w:eastAsia="Calibri" w:hAnsi="Times New Roman" w:cs="Times New Roman"/>
-          <w:kern w:val="0"/>
-          <w:sz w:val="24"/>
-          <w:szCs w:val="24"/>
-          <w14:ligatures w14:val="none"/>
-        </w:rPr>
-      </w:pPr>
-    </w:p>
-    <w:p>
-      <w:pPr>
-        <w:spacing w:after="0" w:line="240" w:lineRule="auto"/>
-        <w:ind w:left="567" w:right="663"/>
-        <w:jc w:val="both"/>
-        <w:rPr>
-          <w:rFonts w:ascii="Times New Roman" w:eastAsia="Calibri" w:hAnsi="Times New Roman" w:cs="Times New Roman"/>
-          <w:kern w:val="0"/>
-          <w:sz w:val="24"/>
-          <w:szCs w:val="24"/>
-          <w14:ligatures w14:val="none"/>
-        </w:rPr>
-      </w:pPr>
-    </w:p>
-    <w:p>
-      <w:pPr>
-        <w:spacing w:after="0" w:line="240" w:lineRule="auto"/>
-        <w:ind w:left="567" w:right="663"/>
-        <w:jc w:val="both"/>
-        <w:rPr>
-          <w:rFonts w:ascii="Times New Roman" w:eastAsia="Calibri" w:hAnsi="Times New Roman" w:cs="Times New Roman"/>
-          <w:kern w:val="0"/>
-          <w:sz w:val="24"/>
-          <w:szCs w:val="24"/>
-          <w14:ligatures w14:val="none"/>
-        </w:rPr>
-      </w:pPr>
-    </w:p>
-    <w:p>
       <w:bookmarkStart w:id="0" w:name="_GoBack"/>
       <w:bookmarkEnd w:id="0"/>
     </w:p>
@@ -1807,4 +1764,16 @@
     </a:ext>
   </a:extLst>
 </a:theme>
+</file>
+
+<file path=customXml/item1.xml><?xml version="1.0" encoding="utf-8"?>
+<b:Sources xmlns:b="http://schemas.openxmlformats.org/officeDocument/2006/bibliography" xmlns="http://schemas.openxmlformats.org/officeDocument/2006/bibliography" SelectedStyle="\APASixthEditionOfficeOnline.xsl" StyleName="APA" Version="6"/>
+</file>
+
+<file path=customXml/itemProps1.xml><?xml version="1.0" encoding="utf-8"?>
+<ds:datastoreItem xmlns:ds="http://schemas.openxmlformats.org/officeDocument/2006/customXml" ds:itemID="{C3B64749-A687-4FE0-9D10-604B5C0D63E5}">
+  <ds:schemaRefs>
+    <ds:schemaRef ds:uri="http://schemas.openxmlformats.org/officeDocument/2006/bibliography"/>
+  </ds:schemaRefs>
+</ds:datastoreItem>
 </file>